--- a/submissions/10-carton-bid-evaluation/inputs/bid_correspondence_itb_2026_17.docx
+++ b/submissions/10-carton-bid-evaluation/inputs/bid_correspondence_itb_2026_17.docx
@@ -23,7 +23,7 @@
           <w:b/>
           <w:sz w:val="24"/>
         </w:rPr>
-        <w:t>Invitation to Bid 2026-17, corrugated shipping cartons: correspondence in the bid file, October 5 through October 15, 2026</w:t>
+        <w:t>Invitation to Bid 2026-17, corrugated shipping cartons: correspondence in the bid file, October 5 through October 20, 2026</w:t>
       </w:r>
     </w:p>
     <w:p>
@@ -79,7 +79,7 @@
         <w:spacing w:after="120"/>
       </w:pPr>
       <w:r>
-        <w:t>A. Delaney, Director of Sales, Ridgecrest Packaging</w:t>
+        <w:t>A. Delaney, Vice President, Sales, Ridgecrest Packaging</w:t>
       </w:r>
     </w:p>
     <w:p>
@@ -340,7 +340,7 @@
         <w:spacing w:after="120"/>
       </w:pPr>
       <w:r>
-        <w:t>J. Krause, General Manager, Wenzel &amp; Krause Corrugated</w:t>
+        <w:t>J. Krause, President, Wenzel &amp; Krause Corrugated</w:t>
       </w:r>
     </w:p>
     <w:p>
@@ -477,7 +477,7 @@
         <w:spacing w:after="120"/>
       </w:pPr>
       <w:r>
-        <w:t>From the prices read out at the opening on Tuesday, we understand that our bid is competitive. To remove any doubt about releases, we withdraw the stop charge described in our letter of October 5, and our unit prices will apply to releases of any pallet quantity. We ask that our bid be evaluated on that basis.</w:t>
+        <w:t>From the prices read out at the opening on Tuesday, we understand that our bid is competitive. To remove any doubt about releases, we withdraw the delivery-efficiency fee described in our letter of October 5, and our unit prices will apply to releases of any pallet quantity. We ask that our bid be evaluated on that basis.</w:t>
       </w:r>
     </w:p>
     <w:p>
@@ -485,7 +485,7 @@
         <w:spacing w:after="120"/>
       </w:pPr>
       <w:r>
-        <w:t>G. Thorsness, Account Manager, Otter Tail Corrugated</w:t>
+        <w:t>G. Thorsness, President, Otter Tail Corrugated</w:t>
       </w:r>
     </w:p>
     <w:p>
@@ -781,6 +781,46 @@
       </w:pPr>
       <w:r>
         <w:t>The register is updated with the clearance date. The supplier may ship against open orders without a deviation.</w:t>
+      </w:r>
+    </w:p>
+    <w:p>
+      <w:pPr>
+        <w:pStyle w:val="Heading1"/>
+      </w:pPr>
+      <w:r>
+        <w:t>Quality engineering to purchasing, e-mail</w:t>
+      </w:r>
+    </w:p>
+    <w:p>
+      <w:pPr>
+        <w:spacing w:after="120"/>
+      </w:pPr>
+      <w:r>
+        <w:t>October 20, 2026</w:t>
+      </w:r>
+    </w:p>
+    <w:p>
+      <w:pPr>
+        <w:spacing w:after="120"/>
+      </w:pPr>
+      <w:r>
+        <w:t>Re: QH-26-031, L&amp;V Container Corp., Sioux Falls</w:t>
+      </w:r>
+    </w:p>
+    <w:p>
+      <w:pPr>
+        <w:spacing w:after="120"/>
+      </w:pPr>
+      <w:r>
+        <w:t>You asked where this one stands. The verification lot from L&amp;V Container Corp., forty RSC 16 x 12 x 8 off the new liner, was received October 16 and tested the same day at 33 and 34 ECT against the 32 ECT minimum, so the lot passed. The quality manager has not yet signed the clearance, and under the procedure a hold is cleared on that signature and not on the test. The register will show the clearance at the next extract once it is signed; the October 7 extract you have still shows the hold open, and that is correct as of today.</w:t>
+      </w:r>
+    </w:p>
+    <w:p>
+      <w:pPr>
+        <w:spacing w:after="120"/>
+      </w:pPr>
+      <w:r>
+        <w:t>R. Aasen, quality engineering</w:t>
       </w:r>
     </w:p>
     <w:sectPr>

--- a/submissions/10-carton-bid-evaluation/inputs/bid_correspondence_itb_2026_17.docx
+++ b/submissions/10-carton-bid-evaluation/inputs/bid_correspondence_itb_2026_17.docx
@@ -39,7 +39,7 @@
         <w:pStyle w:val="Heading1"/>
       </w:pPr>
       <w:r>
-        <w:t>Ridgecrest Packaging, letter delivered by hand</w:t>
+        <w:t>Dahlgren Paper Box Co., letter delivered by hand</w:t>
       </w:r>
     </w:p>
     <w:p>
@@ -71,7 +71,7 @@
         <w:spacing w:after="120"/>
       </w:pPr>
       <w:r>
-        <w:t>Please return to the bearer of this letter, unopened, the sealed bid envelope that we delivered to your office on October 2 under ITB 2026-17. We withdraw that bid, and we will deliver a new bid to you before the due time. The five samples delivered on October 2 may stay with the purchasing office.</w:t>
+        <w:t>Please return to the bearer of this letter, unopened, the sealed bid envelope that we delivered to your office on October 1 under ITB 2026-17. We withdraw that bid, and we will deliver a new bid to you before the due time. The five samples delivered with it may stay with the purchasing office.</w:t>
       </w:r>
     </w:p>
     <w:p>
@@ -79,7 +79,7 @@
         <w:spacing w:after="120"/>
       </w:pPr>
       <w:r>
-        <w:t>A. Delaney, Vice President, Sales, Ridgecrest Packaging</w:t>
+        <w:t>Carol Hennen, Vice President, Dahlgren Paper Box Co.</w:t>
       </w:r>
     </w:p>
     <w:p>
@@ -381,7 +381,7 @@
       </w:pPr>
       <w:r>
         <w:lastRenderedPageBreak/>
-        <w:t>Please change our unit price for item 1, the RSC 24 x 18 x 12, from $0.602 to $0.578 per carton. The rest of our bid stands as submitted, including the alternate offered for item 4.</w:t>
+        <w:t>Please change our unit price for item 1, the RSC 24 x 18 x 12, from $0.602 to $0.578 per carton. The rest of our bid, delivered to your office on October 2, stands as submitted, including the alternate offered for item 4.</w:t>
       </w:r>
     </w:p>
     <w:p>
@@ -605,7 +605,7 @@
           </w:tcPr>
           <w:p>
             <w:r>
-              <w:t>Hold number</w:t>
+              <w:t>Verification lot</w:t>
             </w:r>
           </w:p>
         </w:tc>
@@ -615,7 +615,7 @@
           </w:tcPr>
           <w:p>
             <w:r>
-              <w:t>QH-26-034</w:t>
+              <w:t>P-26-1009</w:t>
             </w:r>
           </w:p>
         </w:tc>
@@ -627,7 +627,7 @@
           </w:tcPr>
           <w:p>
             <w:r>
-              <w:t>Supplier</w:t>
+              <w:t>Plant</w:t>
             </w:r>
           </w:p>
         </w:tc>
@@ -637,7 +637,7 @@
           </w:tcPr>
           <w:p>
             <w:r>
-              <w:t>Fox Valley plant, Neenah</w:t>
+              <w:t>Neenah</w:t>
             </w:r>
           </w:p>
         </w:tc>
@@ -671,7 +671,7 @@
           </w:tcPr>
           <w:p>
             <w:r>
-              <w:t>Opened</w:t>
+              <w:t>Received</w:t>
             </w:r>
           </w:p>
         </w:tc>
@@ -681,7 +681,7 @@
           </w:tcPr>
           <w:p>
             <w:r>
-              <w:t>09/10/2026</w:t>
+              <w:t>10/13/2026</w:t>
             </w:r>
           </w:p>
         </w:tc>
@@ -693,7 +693,7 @@
           </w:tcPr>
           <w:p>
             <w:r>
-              <w:t>Issue</w:t>
+              <w:t>Result</w:t>
             </w:r>
           </w:p>
         </w:tc>
@@ -703,7 +703,7 @@
           </w:tcPr>
           <w:p>
             <w:r>
-              <w:t>Board caliper 0.148 inch against 0.156 inch minimum on lot P-26-0902</w:t>
+              <w:t>40 cartons sampled; caliper 0.158 to 0.163 inch against the 0.156 inch minimum; none rejected</w:t>
             </w:r>
           </w:p>
         </w:tc>
@@ -715,29 +715,7 @@
           </w:tcPr>
           <w:p>
             <w:r>
-              <w:t>Verification</w:t>
-            </w:r>
-          </w:p>
-        </w:tc>
-        <w:tc>
-          <w:tcPr>
-            <w:tcW w:w="4680" w:type="dxa"/>
-          </w:tcPr>
-          <w:p>
-            <w:r>
-              <w:t>Lot P-26-1009 received 10/13/2026; 40 cartons sampled, none rejected</w:t>
-            </w:r>
-          </w:p>
-        </w:tc>
-      </w:tr>
-      <w:tr>
-        <w:tc>
-          <w:tcPr>
-            <w:tcW w:w="4680" w:type="dxa"/>
-          </w:tcPr>
-          <w:p>
-            <w:r>
-              <w:t>Cleared</w:t>
+              <w:t>Hold cleared</w:t>
             </w:r>
           </w:p>
         </w:tc>
@@ -780,7 +758,7 @@
         <w:spacing w:after="120"/>
       </w:pPr>
       <w:r>
-        <w:t>The register is updated with the clearance date. The supplier may ship against open orders without a deviation.</w:t>
+        <w:t>The hold on this lot's supplier is cleared, and the register is updated with the clearance date. The supplier may ship against open orders without a deviation.</w:t>
       </w:r>
     </w:p>
     <w:p>
@@ -812,7 +790,7 @@
         <w:spacing w:after="120"/>
       </w:pPr>
       <w:r>
-        <w:t>You asked where this one stands. The verification lot from L&amp;V Container Corp., forty RSC 16 x 12 x 8 off the new liner, was received October 16 and tested the same day at 33 and 34 ECT against the 32 ECT minimum, so the lot passed. The quality manager has not yet signed the clearance, and under the procedure a hold is cleared on that signature and not on the test. The register will show the clearance at the next extract once it is signed; the October 7 extract you have still shows the hold open, and that is correct as of today.</w:t>
+        <w:t>You asked where this one stands. The verification lot from L&amp;V Container Corp., forty RSC 16 x 12 x 8 off the new liner, was received October 16 and tested the same day at 33 and 34 ECT against the 32 ECT minimum, so the lot passed. The quality manager has not yet signed the clearance, and under the procedure a hold is cleared on that signature and not on the test. Clearances are signed at the monthly quality review, which is next on October 28. The register will show this one after that. The October 7 extract you have still shows the hold open, and that is correct as of today.</w:t>
       </w:r>
     </w:p>
     <w:p>
